--- a/docs/04_System_Architecture_Technical_Design.docx
+++ b/docs/04_System_Architecture_Technical_Design.docx
@@ -1546,7 +1546,7 @@
                 <w:b w:val="0"/>
                 <w:sz w:val="17"/>
               </w:rPr>
-              <w:t>HYBRID</w:t>
+              <w:t>LOCAL</w:t>
             </w:r>
           </w:p>
         </w:tc>
@@ -1562,7 +1562,7 @@
                 <w:b w:val="0"/>
                 <w:sz w:val="17"/>
               </w:rPr>
-              <w:t>Client optimization for limited cases; server engine only if measurable benefit</w:t>
+              <w:t>On-device engine in a dedicated worker (pdf-lib, fflate, browser image re-encoding); no server engine</w:t>
             </w:r>
           </w:p>
         </w:tc>
@@ -1579,6 +1579,13 @@
                 <w:sz w:val="17"/>
               </w:rPr>
               <w:t>True PDF compression varies by content. Do not promise strong compression until benchmarked.</w:t>
+            </w:r>
+            <w:r>
+              <w:rPr>
+                <w:b w:val="0"/>
+                <w:sz w:val="17"/>
+              </w:rPr>
+              <w:t xml:space="preserve"> Benchmarked in M5A (ADR-025); a result is offered only if it is at least 1% smaller.</w:t>
             </w:r>
           </w:p>
         </w:tc>
@@ -1645,6 +1652,13 @@
                 <w:sz w:val="17"/>
               </w:rPr>
               <w:t>High-fidelity conversion requires server/native tooling; PDF→DOCX quality must be benchmarked before launch.</w:t>
+            </w:r>
+            <w:r>
+              <w:rPr>
+                <w:b w:val="0"/>
+                <w:sz w:val="17"/>
+              </w:rPr>
+              <w:t xml:space="preserve"> Deferred to V1.1 after the M5B benchmark (ADR-027).</w:t>
             </w:r>
           </w:p>
         </w:tc>
@@ -3925,6 +3939,9 @@
       <w:r>
         <w:t>Compression is the one P0 tool that requires a benchmark spike before its final implementation is frozen. pdf-lib can rewrite documents but is not a universal high-ratio optimizer. Ghostscript is technically attractive but its AGPL/commercial licensing makes it unsuitable for a closed proprietary SaaS without a commercial license. The architecture therefore defines Compress PDF as HYBRID and requires a benchmark of permissively licensed/local approaches before launch. If strong compression cannot be delivered safely and legally at acceptable cost, ship a clearly scoped optimization mode rather than making misleading compression claims.</w:t>
       </w:r>
+      <w:r>
+        <w:t xml:space="preserve"> Outcome (M5A, ADR-025): the benchmark showed an on-device engine is sufficient, so Compress PDF shipped as LOCAL with no server engine.</w:t>
+      </w:r>
     </w:p>
     <w:p>
       <w:pPr>
@@ -3937,6 +3954,9 @@
     <w:p>
       <w:r>
         <w:t>Word→PDF via LibreOffice is a reasonable MVP baseline. PDF→Word is harder: PDF is a fixed-layout format and conversion quality varies substantially. A technical spike must benchmark representative documents before P0 launch commitment. If quality is unacceptable, PDF→Word moves to V1.1 rather than shipping a poor tool merely because the PRD originally listed it.</w:t>
+      </w:r>
+      <w:r>
+        <w:t xml:space="preserve"> Outcome (M5B, ADR-027): no candidate passed every fidelity gate, so PDF→Word moves to V1.1.</w:t>
       </w:r>
     </w:p>
     <w:p>
